--- a/QuadroApp_Backlog.docx
+++ b/QuadroApp_Backlog.docx
@@ -118,13 +118,7 @@
         <w:rPr>
           <w:sz w:val="18"/>
         </w:rPr>
-        <w:t xml:space="preserve">  </w:t>
-      </w:r>
-      <w:r>
-        <w:rPr>
-          <w:sz w:val="18"/>
-        </w:rPr>
-        <w:t xml:space="preserve">  P0 = Kritiek (vóór deploy)   P1 = Belangrijk (&lt; 1 week)   P2 = Later</w:t>
+        <w:t xml:space="preserve">    P0 = Kritiek (vóór deploy)   P1 = Belangrijk (&lt; 1 week)   P2 = Later</w:t>
       </w:r>
     </w:p>
     <w:tbl>
@@ -3546,6 +3540,1466 @@
         <w:tc>
           <w:tcPr>
             <w:tcW w:type="dxa" w:w="9638"/>
+            <w:shd w:val="clear" w:color="auto" w:fill="154360"/>
+          </w:tcPr>
+          <w:p>
+            <w:pPr>
+              <w:spacing w:before="120" w:after="120"/>
+            </w:pPr>
+            <w:r>
+              <w:rPr>
+                <w:b/>
+                <w:color w:val="F5C242"/>
+                <w:sz w:val="22"/>
+              </w:rPr>
+              <w:t>AI TICKETING AGENT &amp; TELEGRAM BOT (NIEUW)</w:t>
+            </w:r>
+          </w:p>
+        </w:tc>
+      </w:tr>
+    </w:tbl>
+    <w:p>
+      <w:pPr>
+        <w:spacing w:after="40"/>
+      </w:pPr>
+    </w:p>
+    <w:tbl>
+      <w:tblPr>
+        <w:tblStyle w:val="TableGrid"/>
+        <w:tblW w:type="auto" w:w="0"/>
+        <w:tblLook w:firstColumn="1" w:firstRow="1" w:lastColumn="0" w:lastRow="0" w:noHBand="0" w:noVBand="1" w:val="04A0"/>
+      </w:tblPr>
+      <w:tblGrid>
+        <w:gridCol w:w="907"/>
+        <w:gridCol w:w="794"/>
+        <w:gridCol w:w="3628"/>
+        <w:gridCol w:w="2948"/>
+        <w:gridCol w:w="1020"/>
+        <w:gridCol w:w="907"/>
+      </w:tblGrid>
+      <w:tr>
+        <w:tc>
+          <w:tcPr>
+            <w:tcW w:type="dxa" w:w="907"/>
+            <w:tcBorders>
+              <w:top w:val="single" w:sz="4" w:space="0" w:color="444A50"/>
+              <w:left w:val="single" w:sz="4" w:space="0" w:color="444A50"/>
+              <w:bottom w:val="single" w:sz="4" w:space="0" w:color="444A50"/>
+              <w:right w:val="single" w:sz="4" w:space="0" w:color="444A50"/>
+            </w:tcBorders>
+            <w:shd w:val="clear" w:color="auto" w:fill="444A50"/>
+          </w:tcPr>
+          <w:p>
+            <w:pPr>
+              <w:spacing w:before="60" w:after="60"/>
+            </w:pPr>
+            <w:r>
+              <w:rPr>
+                <w:b/>
+                <w:color w:val="F5C242"/>
+                <w:sz w:val="18"/>
+              </w:rPr>
+              <w:t>Prio</w:t>
+            </w:r>
+          </w:p>
+        </w:tc>
+        <w:tc>
+          <w:tcPr>
+            <w:tcW w:type="dxa" w:w="794"/>
+            <w:tcBorders>
+              <w:top w:val="single" w:sz="4" w:space="0" w:color="444A50"/>
+              <w:left w:val="single" w:sz="4" w:space="0" w:color="444A50"/>
+              <w:bottom w:val="single" w:sz="4" w:space="0" w:color="444A50"/>
+              <w:right w:val="single" w:sz="4" w:space="0" w:color="444A50"/>
+            </w:tcBorders>
+            <w:shd w:val="clear" w:color="auto" w:fill="444A50"/>
+          </w:tcPr>
+          <w:p>
+            <w:pPr>
+              <w:spacing w:before="60" w:after="60"/>
+            </w:pPr>
+            <w:r>
+              <w:rPr>
+                <w:b/>
+                <w:color w:val="F5C242"/>
+                <w:sz w:val="18"/>
+              </w:rPr>
+              <w:t>ID</w:t>
+            </w:r>
+          </w:p>
+        </w:tc>
+        <w:tc>
+          <w:tcPr>
+            <w:tcW w:type="dxa" w:w="3628"/>
+            <w:tcBorders>
+              <w:top w:val="single" w:sz="4" w:space="0" w:color="444A50"/>
+              <w:left w:val="single" w:sz="4" w:space="0" w:color="444A50"/>
+              <w:bottom w:val="single" w:sz="4" w:space="0" w:color="444A50"/>
+              <w:right w:val="single" w:sz="4" w:space="0" w:color="444A50"/>
+            </w:tcBorders>
+            <w:shd w:val="clear" w:color="auto" w:fill="444A50"/>
+          </w:tcPr>
+          <w:p>
+            <w:pPr>
+              <w:spacing w:before="60" w:after="60"/>
+            </w:pPr>
+            <w:r>
+              <w:rPr>
+                <w:b/>
+                <w:color w:val="F5C242"/>
+                <w:sz w:val="18"/>
+              </w:rPr>
+              <w:t>Omschrijving</w:t>
+            </w:r>
+          </w:p>
+        </w:tc>
+        <w:tc>
+          <w:tcPr>
+            <w:tcW w:type="dxa" w:w="2948"/>
+            <w:tcBorders>
+              <w:top w:val="single" w:sz="4" w:space="0" w:color="444A50"/>
+              <w:left w:val="single" w:sz="4" w:space="0" w:color="444A50"/>
+              <w:bottom w:val="single" w:sz="4" w:space="0" w:color="444A50"/>
+              <w:right w:val="single" w:sz="4" w:space="0" w:color="444A50"/>
+            </w:tcBorders>
+            <w:shd w:val="clear" w:color="auto" w:fill="444A50"/>
+          </w:tcPr>
+          <w:p>
+            <w:pPr>
+              <w:spacing w:before="60" w:after="60"/>
+            </w:pPr>
+            <w:r>
+              <w:rPr>
+                <w:b/>
+                <w:color w:val="F5C242"/>
+                <w:sz w:val="18"/>
+              </w:rPr>
+              <w:t>Bestand / Locatie</w:t>
+            </w:r>
+          </w:p>
+        </w:tc>
+        <w:tc>
+          <w:tcPr>
+            <w:tcW w:type="dxa" w:w="1020"/>
+            <w:tcBorders>
+              <w:top w:val="single" w:sz="4" w:space="0" w:color="444A50"/>
+              <w:left w:val="single" w:sz="4" w:space="0" w:color="444A50"/>
+              <w:bottom w:val="single" w:sz="4" w:space="0" w:color="444A50"/>
+              <w:right w:val="single" w:sz="4" w:space="0" w:color="444A50"/>
+            </w:tcBorders>
+            <w:shd w:val="clear" w:color="auto" w:fill="444A50"/>
+          </w:tcPr>
+          <w:p>
+            <w:pPr>
+              <w:spacing w:before="60" w:after="60"/>
+            </w:pPr>
+            <w:r>
+              <w:rPr>
+                <w:b/>
+                <w:color w:val="F5C242"/>
+                <w:sz w:val="18"/>
+              </w:rPr>
+              <w:t>Effort</w:t>
+            </w:r>
+          </w:p>
+        </w:tc>
+        <w:tc>
+          <w:tcPr>
+            <w:tcW w:type="dxa" w:w="907"/>
+            <w:tcBorders>
+              <w:top w:val="single" w:sz="4" w:space="0" w:color="444A50"/>
+              <w:left w:val="single" w:sz="4" w:space="0" w:color="444A50"/>
+              <w:bottom w:val="single" w:sz="4" w:space="0" w:color="444A50"/>
+              <w:right w:val="single" w:sz="4" w:space="0" w:color="444A50"/>
+            </w:tcBorders>
+            <w:shd w:val="clear" w:color="auto" w:fill="444A50"/>
+          </w:tcPr>
+          <w:p>
+            <w:pPr>
+              <w:spacing w:before="60" w:after="60"/>
+            </w:pPr>
+            <w:r>
+              <w:rPr>
+                <w:b/>
+                <w:color w:val="F5C242"/>
+                <w:sz w:val="18"/>
+              </w:rPr>
+              <w:t>Status</w:t>
+            </w:r>
+          </w:p>
+        </w:tc>
+      </w:tr>
+      <w:tr>
+        <w:tc>
+          <w:tcPr>
+            <w:tcW w:type="dxa" w:w="907"/>
+            <w:tcBorders>
+              <w:top w:val="single" w:sz="4" w:space="0" w:color="DDDDDD"/>
+              <w:left w:val="single" w:sz="4" w:space="0" w:color="DDDDDD"/>
+              <w:bottom w:val="single" w:sz="4" w:space="0" w:color="DDDDDD"/>
+              <w:right w:val="single" w:sz="4" w:space="0" w:color="DDDDDD"/>
+            </w:tcBorders>
+            <w:shd w:val="clear" w:color="auto" w:fill="2980B8"/>
+          </w:tcPr>
+          <w:p>
+            <w:pPr>
+              <w:spacing w:before="60" w:after="60"/>
+              <w:jc w:val="center"/>
+            </w:pPr>
+            <w:r>
+              <w:rPr>
+                <w:b/>
+                <w:color w:val="FFFFFF"/>
+                <w:sz w:val="16"/>
+              </w:rPr>
+              <w:t>P1</w:t>
+            </w:r>
+          </w:p>
+        </w:tc>
+        <w:tc>
+          <w:tcPr>
+            <w:tcW w:type="dxa" w:w="794"/>
+            <w:tcBorders>
+              <w:top w:val="single" w:sz="4" w:space="0" w:color="DDDDDD"/>
+              <w:left w:val="single" w:sz="4" w:space="0" w:color="DDDDDD"/>
+              <w:bottom w:val="single" w:sz="4" w:space="0" w:color="DDDDDD"/>
+              <w:right w:val="single" w:sz="4" w:space="0" w:color="DDDDDD"/>
+            </w:tcBorders>
+          </w:tcPr>
+          <w:p>
+            <w:pPr>
+              <w:spacing w:before="60" w:after="60"/>
+            </w:pPr>
+            <w:r>
+              <w:rPr>
+                <w:b/>
+                <w:sz w:val="16"/>
+              </w:rPr>
+              <w:t>BL-018</w:t>
+            </w:r>
+          </w:p>
+        </w:tc>
+        <w:tc>
+          <w:tcPr>
+            <w:tcW w:type="dxa" w:w="3628"/>
+            <w:tcBorders>
+              <w:top w:val="single" w:sz="4" w:space="0" w:color="DDDDDD"/>
+              <w:left w:val="single" w:sz="4" w:space="0" w:color="DDDDDD"/>
+              <w:bottom w:val="single" w:sz="4" w:space="0" w:color="DDDDDD"/>
+              <w:right w:val="single" w:sz="4" w:space="0" w:color="DDDDDD"/>
+            </w:tcBorders>
+          </w:tcPr>
+          <w:p>
+            <w:pPr>
+              <w:spacing w:before="60" w:after="60"/>
+            </w:pPr>
+            <w:r>
+              <w:rPr>
+                <w:b/>
+                <w:sz w:val="16"/>
+              </w:rPr>
+              <w:t>Fase 1 — Gmail lezen &amp; ticket aanmaken</w:t>
+            </w:r>
+          </w:p>
+          <w:p>
+            <w:pPr>
+              <w:spacing w:before="20" w:after="20"/>
+            </w:pPr>
+            <w:r>
+              <w:rPr>
+                <w:i/>
+                <w:color w:val="666666"/>
+                <w:sz w:val="14"/>
+              </w:rPr>
+              <w:t>Gmail API koppeling voor kaders@quadro.be. Elke nieuwe mail wordt automatisch gelezen en omgezet naar een gestructureerd ticket met prioriteit en beschrijving.</w:t>
+            </w:r>
+          </w:p>
+        </w:tc>
+        <w:tc>
+          <w:tcPr>
+            <w:tcW w:type="dxa" w:w="2948"/>
+            <w:tcBorders>
+              <w:top w:val="single" w:sz="4" w:space="0" w:color="DDDDDD"/>
+              <w:left w:val="single" w:sz="4" w:space="0" w:color="DDDDDD"/>
+              <w:bottom w:val="single" w:sz="4" w:space="0" w:color="DDDDDD"/>
+              <w:right w:val="single" w:sz="4" w:space="0" w:color="DDDDDD"/>
+            </w:tcBorders>
+          </w:tcPr>
+          <w:p>
+            <w:pPr>
+              <w:spacing w:before="60" w:after="60"/>
+            </w:pPr>
+            <w:r>
+              <w:rPr>
+                <w:sz w:val="16"/>
+              </w:rPr>
+              <w:t>agent/gmail_reader.py</w:t>
+            </w:r>
+          </w:p>
+        </w:tc>
+        <w:tc>
+          <w:tcPr>
+            <w:tcW w:type="dxa" w:w="1020"/>
+            <w:tcBorders>
+              <w:top w:val="single" w:sz="4" w:space="0" w:color="DDDDDD"/>
+              <w:left w:val="single" w:sz="4" w:space="0" w:color="DDDDDD"/>
+              <w:bottom w:val="single" w:sz="4" w:space="0" w:color="DDDDDD"/>
+              <w:right w:val="single" w:sz="4" w:space="0" w:color="DDDDDD"/>
+            </w:tcBorders>
+          </w:tcPr>
+          <w:p>
+            <w:pPr>
+              <w:spacing w:before="60" w:after="60"/>
+              <w:jc w:val="center"/>
+            </w:pPr>
+            <w:r>
+              <w:rPr>
+                <w:sz w:val="16"/>
+              </w:rPr>
+              <w:t>2 dagen</w:t>
+            </w:r>
+          </w:p>
+        </w:tc>
+        <w:tc>
+          <w:tcPr>
+            <w:tcW w:type="dxa" w:w="907"/>
+            <w:tcBorders>
+              <w:top w:val="single" w:sz="4" w:space="0" w:color="DDDDDD"/>
+              <w:left w:val="single" w:sz="4" w:space="0" w:color="DDDDDD"/>
+              <w:bottom w:val="single" w:sz="4" w:space="0" w:color="DDDDDD"/>
+              <w:right w:val="single" w:sz="4" w:space="0" w:color="DDDDDD"/>
+            </w:tcBorders>
+          </w:tcPr>
+          <w:p>
+            <w:pPr>
+              <w:spacing w:before="60" w:after="60"/>
+              <w:jc w:val="center"/>
+            </w:pPr>
+            <w:r>
+              <w:rPr>
+                <w:b/>
+                <w:color w:val="E67E22"/>
+                <w:sz w:val="16"/>
+              </w:rPr>
+              <w:t>Open</w:t>
+            </w:r>
+          </w:p>
+        </w:tc>
+      </w:tr>
+      <w:tr>
+        <w:tc>
+          <w:tcPr>
+            <w:tcW w:type="dxa" w:w="907"/>
+            <w:tcBorders>
+              <w:top w:val="single" w:sz="4" w:space="0" w:color="DDDDDD"/>
+              <w:left w:val="single" w:sz="4" w:space="0" w:color="DDDDDD"/>
+              <w:bottom w:val="single" w:sz="4" w:space="0" w:color="DDDDDD"/>
+              <w:right w:val="single" w:sz="4" w:space="0" w:color="DDDDDD"/>
+            </w:tcBorders>
+            <w:shd w:val="clear" w:color="auto" w:fill="2980B8"/>
+          </w:tcPr>
+          <w:p>
+            <w:pPr>
+              <w:spacing w:before="60" w:after="60"/>
+              <w:jc w:val="center"/>
+            </w:pPr>
+            <w:r>
+              <w:rPr>
+                <w:b/>
+                <w:color w:val="FFFFFF"/>
+                <w:sz w:val="16"/>
+              </w:rPr>
+              <w:t>P1</w:t>
+            </w:r>
+          </w:p>
+        </w:tc>
+        <w:tc>
+          <w:tcPr>
+            <w:tcW w:type="dxa" w:w="794"/>
+            <w:tcBorders>
+              <w:top w:val="single" w:sz="4" w:space="0" w:color="DDDDDD"/>
+              <w:left w:val="single" w:sz="4" w:space="0" w:color="DDDDDD"/>
+              <w:bottom w:val="single" w:sz="4" w:space="0" w:color="DDDDDD"/>
+              <w:right w:val="single" w:sz="4" w:space="0" w:color="DDDDDD"/>
+            </w:tcBorders>
+          </w:tcPr>
+          <w:p>
+            <w:pPr>
+              <w:spacing w:before="60" w:after="60"/>
+            </w:pPr>
+            <w:r>
+              <w:rPr>
+                <w:b/>
+                <w:sz w:val="16"/>
+              </w:rPr>
+              <w:t>BL-019</w:t>
+            </w:r>
+          </w:p>
+        </w:tc>
+        <w:tc>
+          <w:tcPr>
+            <w:tcW w:type="dxa" w:w="3628"/>
+            <w:tcBorders>
+              <w:top w:val="single" w:sz="4" w:space="0" w:color="DDDDDD"/>
+              <w:left w:val="single" w:sz="4" w:space="0" w:color="DDDDDD"/>
+              <w:bottom w:val="single" w:sz="4" w:space="0" w:color="DDDDDD"/>
+              <w:right w:val="single" w:sz="4" w:space="0" w:color="DDDDDD"/>
+            </w:tcBorders>
+          </w:tcPr>
+          <w:p>
+            <w:pPr>
+              <w:spacing w:before="60" w:after="60"/>
+            </w:pPr>
+            <w:r>
+              <w:rPr>
+                <w:b/>
+                <w:sz w:val="16"/>
+              </w:rPr>
+              <w:t>Fase 1 — Telegram bot notificaties</w:t>
+            </w:r>
+          </w:p>
+          <w:p>
+            <w:pPr>
+              <w:spacing w:before="20" w:after="20"/>
+            </w:pPr>
+            <w:r>
+              <w:rPr>
+                <w:i/>
+                <w:color w:val="666666"/>
+                <w:sz w:val="14"/>
+              </w:rPr>
+              <w:t>Bot aanmaken via BotFather. Bij nieuw ticket stuurt de agent een Telegram-bericht met samenvatting, prioriteit en afzender. Klaar in één stap.</w:t>
+            </w:r>
+          </w:p>
+        </w:tc>
+        <w:tc>
+          <w:tcPr>
+            <w:tcW w:type="dxa" w:w="2948"/>
+            <w:tcBorders>
+              <w:top w:val="single" w:sz="4" w:space="0" w:color="DDDDDD"/>
+              <w:left w:val="single" w:sz="4" w:space="0" w:color="DDDDDD"/>
+              <w:bottom w:val="single" w:sz="4" w:space="0" w:color="DDDDDD"/>
+              <w:right w:val="single" w:sz="4" w:space="0" w:color="DDDDDD"/>
+            </w:tcBorders>
+          </w:tcPr>
+          <w:p>
+            <w:pPr>
+              <w:spacing w:before="60" w:after="60"/>
+            </w:pPr>
+            <w:r>
+              <w:rPr>
+                <w:sz w:val="16"/>
+              </w:rPr>
+              <w:t>agent/telegram_bot.py</w:t>
+            </w:r>
+          </w:p>
+        </w:tc>
+        <w:tc>
+          <w:tcPr>
+            <w:tcW w:type="dxa" w:w="1020"/>
+            <w:tcBorders>
+              <w:top w:val="single" w:sz="4" w:space="0" w:color="DDDDDD"/>
+              <w:left w:val="single" w:sz="4" w:space="0" w:color="DDDDDD"/>
+              <w:bottom w:val="single" w:sz="4" w:space="0" w:color="DDDDDD"/>
+              <w:right w:val="single" w:sz="4" w:space="0" w:color="DDDDDD"/>
+            </w:tcBorders>
+          </w:tcPr>
+          <w:p>
+            <w:pPr>
+              <w:spacing w:before="60" w:after="60"/>
+              <w:jc w:val="center"/>
+            </w:pPr>
+            <w:r>
+              <w:rPr>
+                <w:sz w:val="16"/>
+              </w:rPr>
+              <w:t>0,5 dag</w:t>
+            </w:r>
+          </w:p>
+        </w:tc>
+        <w:tc>
+          <w:tcPr>
+            <w:tcW w:type="dxa" w:w="907"/>
+            <w:tcBorders>
+              <w:top w:val="single" w:sz="4" w:space="0" w:color="DDDDDD"/>
+              <w:left w:val="single" w:sz="4" w:space="0" w:color="DDDDDD"/>
+              <w:bottom w:val="single" w:sz="4" w:space="0" w:color="DDDDDD"/>
+              <w:right w:val="single" w:sz="4" w:space="0" w:color="DDDDDD"/>
+            </w:tcBorders>
+          </w:tcPr>
+          <w:p>
+            <w:pPr>
+              <w:spacing w:before="60" w:after="60"/>
+              <w:jc w:val="center"/>
+            </w:pPr>
+            <w:r>
+              <w:rPr>
+                <w:b/>
+                <w:color w:val="E67E22"/>
+                <w:sz w:val="16"/>
+              </w:rPr>
+              <w:t>Open</w:t>
+            </w:r>
+          </w:p>
+        </w:tc>
+      </w:tr>
+      <w:tr>
+        <w:tc>
+          <w:tcPr>
+            <w:tcW w:type="dxa" w:w="907"/>
+            <w:tcBorders>
+              <w:top w:val="single" w:sz="4" w:space="0" w:color="DDDDDD"/>
+              <w:left w:val="single" w:sz="4" w:space="0" w:color="DDDDDD"/>
+              <w:bottom w:val="single" w:sz="4" w:space="0" w:color="DDDDDD"/>
+              <w:right w:val="single" w:sz="4" w:space="0" w:color="DDDDDD"/>
+            </w:tcBorders>
+            <w:shd w:val="clear" w:color="auto" w:fill="2980B8"/>
+          </w:tcPr>
+          <w:p>
+            <w:pPr>
+              <w:spacing w:before="60" w:after="60"/>
+              <w:jc w:val="center"/>
+            </w:pPr>
+            <w:r>
+              <w:rPr>
+                <w:b/>
+                <w:color w:val="FFFFFF"/>
+                <w:sz w:val="16"/>
+              </w:rPr>
+              <w:t>P1</w:t>
+            </w:r>
+          </w:p>
+        </w:tc>
+        <w:tc>
+          <w:tcPr>
+            <w:tcW w:type="dxa" w:w="794"/>
+            <w:tcBorders>
+              <w:top w:val="single" w:sz="4" w:space="0" w:color="DDDDDD"/>
+              <w:left w:val="single" w:sz="4" w:space="0" w:color="DDDDDD"/>
+              <w:bottom w:val="single" w:sz="4" w:space="0" w:color="DDDDDD"/>
+              <w:right w:val="single" w:sz="4" w:space="0" w:color="DDDDDD"/>
+            </w:tcBorders>
+          </w:tcPr>
+          <w:p>
+            <w:pPr>
+              <w:spacing w:before="60" w:after="60"/>
+            </w:pPr>
+            <w:r>
+              <w:rPr>
+                <w:b/>
+                <w:sz w:val="16"/>
+              </w:rPr>
+              <w:t>BL-020</w:t>
+            </w:r>
+          </w:p>
+        </w:tc>
+        <w:tc>
+          <w:tcPr>
+            <w:tcW w:type="dxa" w:w="3628"/>
+            <w:tcBorders>
+              <w:top w:val="single" w:sz="4" w:space="0" w:color="DDDDDD"/>
+              <w:left w:val="single" w:sz="4" w:space="0" w:color="DDDDDD"/>
+              <w:bottom w:val="single" w:sz="4" w:space="0" w:color="DDDDDD"/>
+              <w:right w:val="single" w:sz="4" w:space="0" w:color="DDDDDD"/>
+            </w:tcBorders>
+          </w:tcPr>
+          <w:p>
+            <w:pPr>
+              <w:spacing w:before="60" w:after="60"/>
+            </w:pPr>
+            <w:r>
+              <w:rPr>
+                <w:b/>
+                <w:sz w:val="16"/>
+              </w:rPr>
+              <w:t>Fase 2 — Automatische fix voor kleine bugs</w:t>
+            </w:r>
+          </w:p>
+          <w:p>
+            <w:pPr>
+              <w:spacing w:before="20" w:after="20"/>
+            </w:pPr>
+            <w:r>
+              <w:rPr>
+                <w:i/>
+                <w:color w:val="666666"/>
+                <w:sz w:val="14"/>
+              </w:rPr>
+              <w:t>Agent analyseert het ticket, schrijft een code-fix voor afgebakende problemen, voert dotnet build + tests uit en rapporteert het resultaat. Complexe bugs worden doorgestuurd als voorstel.</w:t>
+            </w:r>
+          </w:p>
+        </w:tc>
+        <w:tc>
+          <w:tcPr>
+            <w:tcW w:type="dxa" w:w="2948"/>
+            <w:tcBorders>
+              <w:top w:val="single" w:sz="4" w:space="0" w:color="DDDDDD"/>
+              <w:left w:val="single" w:sz="4" w:space="0" w:color="DDDDDD"/>
+              <w:bottom w:val="single" w:sz="4" w:space="0" w:color="DDDDDD"/>
+              <w:right w:val="single" w:sz="4" w:space="0" w:color="DDDDDD"/>
+            </w:tcBorders>
+          </w:tcPr>
+          <w:p>
+            <w:pPr>
+              <w:spacing w:before="60" w:after="60"/>
+            </w:pPr>
+            <w:r>
+              <w:rPr>
+                <w:sz w:val="16"/>
+              </w:rPr>
+              <w:t>agent/fixer.py</w:t>
+            </w:r>
+          </w:p>
+        </w:tc>
+        <w:tc>
+          <w:tcPr>
+            <w:tcW w:type="dxa" w:w="1020"/>
+            <w:tcBorders>
+              <w:top w:val="single" w:sz="4" w:space="0" w:color="DDDDDD"/>
+              <w:left w:val="single" w:sz="4" w:space="0" w:color="DDDDDD"/>
+              <w:bottom w:val="single" w:sz="4" w:space="0" w:color="DDDDDD"/>
+              <w:right w:val="single" w:sz="4" w:space="0" w:color="DDDDDD"/>
+            </w:tcBorders>
+          </w:tcPr>
+          <w:p>
+            <w:pPr>
+              <w:spacing w:before="60" w:after="60"/>
+              <w:jc w:val="center"/>
+            </w:pPr>
+            <w:r>
+              <w:rPr>
+                <w:sz w:val="16"/>
+              </w:rPr>
+              <w:t>3 dagen</w:t>
+            </w:r>
+          </w:p>
+        </w:tc>
+        <w:tc>
+          <w:tcPr>
+            <w:tcW w:type="dxa" w:w="907"/>
+            <w:tcBorders>
+              <w:top w:val="single" w:sz="4" w:space="0" w:color="DDDDDD"/>
+              <w:left w:val="single" w:sz="4" w:space="0" w:color="DDDDDD"/>
+              <w:bottom w:val="single" w:sz="4" w:space="0" w:color="DDDDDD"/>
+              <w:right w:val="single" w:sz="4" w:space="0" w:color="DDDDDD"/>
+            </w:tcBorders>
+          </w:tcPr>
+          <w:p>
+            <w:pPr>
+              <w:spacing w:before="60" w:after="60"/>
+              <w:jc w:val="center"/>
+            </w:pPr>
+            <w:r>
+              <w:rPr>
+                <w:b/>
+                <w:color w:val="E67E22"/>
+                <w:sz w:val="16"/>
+              </w:rPr>
+              <w:t>Open</w:t>
+            </w:r>
+          </w:p>
+        </w:tc>
+      </w:tr>
+      <w:tr>
+        <w:tc>
+          <w:tcPr>
+            <w:tcW w:type="dxa" w:w="907"/>
+            <w:tcBorders>
+              <w:top w:val="single" w:sz="4" w:space="0" w:color="DDDDDD"/>
+              <w:left w:val="single" w:sz="4" w:space="0" w:color="DDDDDD"/>
+              <w:bottom w:val="single" w:sz="4" w:space="0" w:color="DDDDDD"/>
+              <w:right w:val="single" w:sz="4" w:space="0" w:color="DDDDDD"/>
+            </w:tcBorders>
+            <w:shd w:val="clear" w:color="auto" w:fill="2980B8"/>
+          </w:tcPr>
+          <w:p>
+            <w:pPr>
+              <w:spacing w:before="60" w:after="60"/>
+              <w:jc w:val="center"/>
+            </w:pPr>
+            <w:r>
+              <w:rPr>
+                <w:b/>
+                <w:color w:val="FFFFFF"/>
+                <w:sz w:val="16"/>
+              </w:rPr>
+              <w:t>P1</w:t>
+            </w:r>
+          </w:p>
+        </w:tc>
+        <w:tc>
+          <w:tcPr>
+            <w:tcW w:type="dxa" w:w="794"/>
+            <w:tcBorders>
+              <w:top w:val="single" w:sz="4" w:space="0" w:color="DDDDDD"/>
+              <w:left w:val="single" w:sz="4" w:space="0" w:color="DDDDDD"/>
+              <w:bottom w:val="single" w:sz="4" w:space="0" w:color="DDDDDD"/>
+              <w:right w:val="single" w:sz="4" w:space="0" w:color="DDDDDD"/>
+            </w:tcBorders>
+          </w:tcPr>
+          <w:p>
+            <w:pPr>
+              <w:spacing w:before="60" w:after="60"/>
+            </w:pPr>
+            <w:r>
+              <w:rPr>
+                <w:b/>
+                <w:sz w:val="16"/>
+              </w:rPr>
+              <w:t>BL-021</w:t>
+            </w:r>
+          </w:p>
+        </w:tc>
+        <w:tc>
+          <w:tcPr>
+            <w:tcW w:type="dxa" w:w="3628"/>
+            <w:tcBorders>
+              <w:top w:val="single" w:sz="4" w:space="0" w:color="DDDDDD"/>
+              <w:left w:val="single" w:sz="4" w:space="0" w:color="DDDDDD"/>
+              <w:bottom w:val="single" w:sz="4" w:space="0" w:color="DDDDDD"/>
+              <w:right w:val="single" w:sz="4" w:space="0" w:color="DDDDDD"/>
+            </w:tcBorders>
+          </w:tcPr>
+          <w:p>
+            <w:pPr>
+              <w:spacing w:before="60" w:after="60"/>
+            </w:pPr>
+            <w:r>
+              <w:rPr>
+                <w:b/>
+                <w:sz w:val="16"/>
+              </w:rPr>
+              <w:t>Fase 2 — Voorstel-rapport voor complexe bugs</w:t>
+            </w:r>
+          </w:p>
+          <w:p>
+            <w:pPr>
+              <w:spacing w:before="20" w:after="20"/>
+            </w:pPr>
+            <w:r>
+              <w:rPr>
+                <w:i/>
+                <w:color w:val="666666"/>
+                <w:sz w:val="14"/>
+              </w:rPr>
+              <w:t>Voor problemen die te groot zijn voor automatische fix: agent maakt een gedetailleerd analyserapport met oorzaak, betrokken bestanden en mogelijke oplossingsrichtingen.</w:t>
+            </w:r>
+          </w:p>
+        </w:tc>
+        <w:tc>
+          <w:tcPr>
+            <w:tcW w:type="dxa" w:w="2948"/>
+            <w:tcBorders>
+              <w:top w:val="single" w:sz="4" w:space="0" w:color="DDDDDD"/>
+              <w:left w:val="single" w:sz="4" w:space="0" w:color="DDDDDD"/>
+              <w:bottom w:val="single" w:sz="4" w:space="0" w:color="DDDDDD"/>
+              <w:right w:val="single" w:sz="4" w:space="0" w:color="DDDDDD"/>
+            </w:tcBorders>
+          </w:tcPr>
+          <w:p>
+            <w:pPr>
+              <w:spacing w:before="60" w:after="60"/>
+            </w:pPr>
+            <w:r>
+              <w:rPr>
+                <w:sz w:val="16"/>
+              </w:rPr>
+              <w:t>agent/analyzer.py</w:t>
+            </w:r>
+          </w:p>
+        </w:tc>
+        <w:tc>
+          <w:tcPr>
+            <w:tcW w:type="dxa" w:w="1020"/>
+            <w:tcBorders>
+              <w:top w:val="single" w:sz="4" w:space="0" w:color="DDDDDD"/>
+              <w:left w:val="single" w:sz="4" w:space="0" w:color="DDDDDD"/>
+              <w:bottom w:val="single" w:sz="4" w:space="0" w:color="DDDDDD"/>
+              <w:right w:val="single" w:sz="4" w:space="0" w:color="DDDDDD"/>
+            </w:tcBorders>
+          </w:tcPr>
+          <w:p>
+            <w:pPr>
+              <w:spacing w:before="60" w:after="60"/>
+              <w:jc w:val="center"/>
+            </w:pPr>
+            <w:r>
+              <w:rPr>
+                <w:sz w:val="16"/>
+              </w:rPr>
+              <w:t>1 dag</w:t>
+            </w:r>
+          </w:p>
+        </w:tc>
+        <w:tc>
+          <w:tcPr>
+            <w:tcW w:type="dxa" w:w="907"/>
+            <w:tcBorders>
+              <w:top w:val="single" w:sz="4" w:space="0" w:color="DDDDDD"/>
+              <w:left w:val="single" w:sz="4" w:space="0" w:color="DDDDDD"/>
+              <w:bottom w:val="single" w:sz="4" w:space="0" w:color="DDDDDD"/>
+              <w:right w:val="single" w:sz="4" w:space="0" w:color="DDDDDD"/>
+            </w:tcBorders>
+          </w:tcPr>
+          <w:p>
+            <w:pPr>
+              <w:spacing w:before="60" w:after="60"/>
+              <w:jc w:val="center"/>
+            </w:pPr>
+            <w:r>
+              <w:rPr>
+                <w:b/>
+                <w:color w:val="E67E22"/>
+                <w:sz w:val="16"/>
+              </w:rPr>
+              <w:t>Open</w:t>
+            </w:r>
+          </w:p>
+        </w:tc>
+      </w:tr>
+      <w:tr>
+        <w:tc>
+          <w:tcPr>
+            <w:tcW w:type="dxa" w:w="907"/>
+            <w:tcBorders>
+              <w:top w:val="single" w:sz="4" w:space="0" w:color="DDDDDD"/>
+              <w:left w:val="single" w:sz="4" w:space="0" w:color="DDDDDD"/>
+              <w:bottom w:val="single" w:sz="4" w:space="0" w:color="DDDDDD"/>
+              <w:right w:val="single" w:sz="4" w:space="0" w:color="DDDDDD"/>
+            </w:tcBorders>
+            <w:shd w:val="clear" w:color="auto" w:fill="2980B8"/>
+          </w:tcPr>
+          <w:p>
+            <w:pPr>
+              <w:spacing w:before="60" w:after="60"/>
+              <w:jc w:val="center"/>
+            </w:pPr>
+            <w:r>
+              <w:rPr>
+                <w:b/>
+                <w:color w:val="FFFFFF"/>
+                <w:sz w:val="16"/>
+              </w:rPr>
+              <w:t>P1</w:t>
+            </w:r>
+          </w:p>
+        </w:tc>
+        <w:tc>
+          <w:tcPr>
+            <w:tcW w:type="dxa" w:w="794"/>
+            <w:tcBorders>
+              <w:top w:val="single" w:sz="4" w:space="0" w:color="DDDDDD"/>
+              <w:left w:val="single" w:sz="4" w:space="0" w:color="DDDDDD"/>
+              <w:bottom w:val="single" w:sz="4" w:space="0" w:color="DDDDDD"/>
+              <w:right w:val="single" w:sz="4" w:space="0" w:color="DDDDDD"/>
+            </w:tcBorders>
+          </w:tcPr>
+          <w:p>
+            <w:pPr>
+              <w:spacing w:before="60" w:after="60"/>
+            </w:pPr>
+            <w:r>
+              <w:rPr>
+                <w:b/>
+                <w:sz w:val="16"/>
+              </w:rPr>
+              <w:t>BL-022</w:t>
+            </w:r>
+          </w:p>
+        </w:tc>
+        <w:tc>
+          <w:tcPr>
+            <w:tcW w:type="dxa" w:w="3628"/>
+            <w:tcBorders>
+              <w:top w:val="single" w:sz="4" w:space="0" w:color="DDDDDD"/>
+              <w:left w:val="single" w:sz="4" w:space="0" w:color="DDDDDD"/>
+              <w:bottom w:val="single" w:sz="4" w:space="0" w:color="DDDDDD"/>
+              <w:right w:val="single" w:sz="4" w:space="0" w:color="DDDDDD"/>
+            </w:tcBorders>
+          </w:tcPr>
+          <w:p>
+            <w:pPr>
+              <w:spacing w:before="60" w:after="60"/>
+            </w:pPr>
+            <w:r>
+              <w:rPr>
+                <w:b/>
+                <w:sz w:val="16"/>
+              </w:rPr>
+              <w:t>Fase 2 — Testrapport genereren</w:t>
+            </w:r>
+          </w:p>
+          <w:p>
+            <w:pPr>
+              <w:spacing w:before="20" w:after="20"/>
+            </w:pPr>
+            <w:r>
+              <w:rPr>
+                <w:i/>
+                <w:color w:val="666666"/>
+                <w:sz w:val="14"/>
+              </w:rPr>
+              <w:t>Na elke fix-poging maakt agent een rapport: probleem, fix, testresultaten, betrokken bestanden en beoordeling of de fix veilig is om te releasen.</w:t>
+            </w:r>
+          </w:p>
+        </w:tc>
+        <w:tc>
+          <w:tcPr>
+            <w:tcW w:type="dxa" w:w="2948"/>
+            <w:tcBorders>
+              <w:top w:val="single" w:sz="4" w:space="0" w:color="DDDDDD"/>
+              <w:left w:val="single" w:sz="4" w:space="0" w:color="DDDDDD"/>
+              <w:bottom w:val="single" w:sz="4" w:space="0" w:color="DDDDDD"/>
+              <w:right w:val="single" w:sz="4" w:space="0" w:color="DDDDDD"/>
+            </w:tcBorders>
+          </w:tcPr>
+          <w:p>
+            <w:pPr>
+              <w:spacing w:before="60" w:after="60"/>
+            </w:pPr>
+            <w:r>
+              <w:rPr>
+                <w:sz w:val="16"/>
+              </w:rPr>
+              <w:t>agent/reporter.py</w:t>
+            </w:r>
+          </w:p>
+        </w:tc>
+        <w:tc>
+          <w:tcPr>
+            <w:tcW w:type="dxa" w:w="1020"/>
+            <w:tcBorders>
+              <w:top w:val="single" w:sz="4" w:space="0" w:color="DDDDDD"/>
+              <w:left w:val="single" w:sz="4" w:space="0" w:color="DDDDDD"/>
+              <w:bottom w:val="single" w:sz="4" w:space="0" w:color="DDDDDD"/>
+              <w:right w:val="single" w:sz="4" w:space="0" w:color="DDDDDD"/>
+            </w:tcBorders>
+          </w:tcPr>
+          <w:p>
+            <w:pPr>
+              <w:spacing w:before="60" w:after="60"/>
+              <w:jc w:val="center"/>
+            </w:pPr>
+            <w:r>
+              <w:rPr>
+                <w:sz w:val="16"/>
+              </w:rPr>
+              <w:t>1 dag</w:t>
+            </w:r>
+          </w:p>
+        </w:tc>
+        <w:tc>
+          <w:tcPr>
+            <w:tcW w:type="dxa" w:w="907"/>
+            <w:tcBorders>
+              <w:top w:val="single" w:sz="4" w:space="0" w:color="DDDDDD"/>
+              <w:left w:val="single" w:sz="4" w:space="0" w:color="DDDDDD"/>
+              <w:bottom w:val="single" w:sz="4" w:space="0" w:color="DDDDDD"/>
+              <w:right w:val="single" w:sz="4" w:space="0" w:color="DDDDDD"/>
+            </w:tcBorders>
+          </w:tcPr>
+          <w:p>
+            <w:pPr>
+              <w:spacing w:before="60" w:after="60"/>
+              <w:jc w:val="center"/>
+            </w:pPr>
+            <w:r>
+              <w:rPr>
+                <w:b/>
+                <w:color w:val="E67E22"/>
+                <w:sz w:val="16"/>
+              </w:rPr>
+              <w:t>Open</w:t>
+            </w:r>
+          </w:p>
+        </w:tc>
+      </w:tr>
+      <w:tr>
+        <w:tc>
+          <w:tcPr>
+            <w:tcW w:type="dxa" w:w="907"/>
+            <w:tcBorders>
+              <w:top w:val="single" w:sz="4" w:space="0" w:color="DDDDDD"/>
+              <w:left w:val="single" w:sz="4" w:space="0" w:color="DDDDDD"/>
+              <w:bottom w:val="single" w:sz="4" w:space="0" w:color="DDDDDD"/>
+              <w:right w:val="single" w:sz="4" w:space="0" w:color="DDDDDD"/>
+            </w:tcBorders>
+            <w:shd w:val="clear" w:color="auto" w:fill="2980B8"/>
+          </w:tcPr>
+          <w:p>
+            <w:pPr>
+              <w:spacing w:before="60" w:after="60"/>
+              <w:jc w:val="center"/>
+            </w:pPr>
+            <w:r>
+              <w:rPr>
+                <w:b/>
+                <w:color w:val="FFFFFF"/>
+                <w:sz w:val="16"/>
+              </w:rPr>
+              <w:t>P1</w:t>
+            </w:r>
+          </w:p>
+        </w:tc>
+        <w:tc>
+          <w:tcPr>
+            <w:tcW w:type="dxa" w:w="794"/>
+            <w:tcBorders>
+              <w:top w:val="single" w:sz="4" w:space="0" w:color="DDDDDD"/>
+              <w:left w:val="single" w:sz="4" w:space="0" w:color="DDDDDD"/>
+              <w:bottom w:val="single" w:sz="4" w:space="0" w:color="DDDDDD"/>
+              <w:right w:val="single" w:sz="4" w:space="0" w:color="DDDDDD"/>
+            </w:tcBorders>
+          </w:tcPr>
+          <w:p>
+            <w:pPr>
+              <w:spacing w:before="60" w:after="60"/>
+            </w:pPr>
+            <w:r>
+              <w:rPr>
+                <w:b/>
+                <w:sz w:val="16"/>
+              </w:rPr>
+              <w:t>BL-023</w:t>
+            </w:r>
+          </w:p>
+        </w:tc>
+        <w:tc>
+          <w:tcPr>
+            <w:tcW w:type="dxa" w:w="3628"/>
+            <w:tcBorders>
+              <w:top w:val="single" w:sz="4" w:space="0" w:color="DDDDDD"/>
+              <w:left w:val="single" w:sz="4" w:space="0" w:color="DDDDDD"/>
+              <w:bottom w:val="single" w:sz="4" w:space="0" w:color="DDDDDD"/>
+              <w:right w:val="single" w:sz="4" w:space="0" w:color="DDDDDD"/>
+            </w:tcBorders>
+          </w:tcPr>
+          <w:p>
+            <w:pPr>
+              <w:spacing w:before="60" w:after="60"/>
+            </w:pPr>
+            <w:r>
+              <w:rPr>
+                <w:b/>
+                <w:sz w:val="16"/>
+              </w:rPr>
+              <w:t>Fase 3 — Goedkeuringsflow via Telegram</w:t>
+            </w:r>
+          </w:p>
+          <w:p>
+            <w:pPr>
+              <w:spacing w:before="20" w:after="20"/>
+            </w:pPr>
+            <w:r>
+              <w:rPr>
+                <w:i/>
+                <w:color w:val="666666"/>
+                <w:sz w:val="14"/>
+              </w:rPr>
+              <w:t>Telegram-bericht met knoppen 'Goedkeuren' / 'Afwijzen'. Agent wacht op reactie. Bij goedkeuring start de release-flow. Bij afwijzing wordt het ticket gemarkeerd als handmatig op te lossen.</w:t>
+            </w:r>
+          </w:p>
+        </w:tc>
+        <w:tc>
+          <w:tcPr>
+            <w:tcW w:type="dxa" w:w="2948"/>
+            <w:tcBorders>
+              <w:top w:val="single" w:sz="4" w:space="0" w:color="DDDDDD"/>
+              <w:left w:val="single" w:sz="4" w:space="0" w:color="DDDDDD"/>
+              <w:bottom w:val="single" w:sz="4" w:space="0" w:color="DDDDDD"/>
+              <w:right w:val="single" w:sz="4" w:space="0" w:color="DDDDDD"/>
+            </w:tcBorders>
+          </w:tcPr>
+          <w:p>
+            <w:pPr>
+              <w:spacing w:before="60" w:after="60"/>
+            </w:pPr>
+            <w:r>
+              <w:rPr>
+                <w:sz w:val="16"/>
+              </w:rPr>
+              <w:t>agent/approval.py</w:t>
+            </w:r>
+          </w:p>
+        </w:tc>
+        <w:tc>
+          <w:tcPr>
+            <w:tcW w:type="dxa" w:w="1020"/>
+            <w:tcBorders>
+              <w:top w:val="single" w:sz="4" w:space="0" w:color="DDDDDD"/>
+              <w:left w:val="single" w:sz="4" w:space="0" w:color="DDDDDD"/>
+              <w:bottom w:val="single" w:sz="4" w:space="0" w:color="DDDDDD"/>
+              <w:right w:val="single" w:sz="4" w:space="0" w:color="DDDDDD"/>
+            </w:tcBorders>
+          </w:tcPr>
+          <w:p>
+            <w:pPr>
+              <w:spacing w:before="60" w:after="60"/>
+              <w:jc w:val="center"/>
+            </w:pPr>
+            <w:r>
+              <w:rPr>
+                <w:sz w:val="16"/>
+              </w:rPr>
+              <w:t>1 dag</w:t>
+            </w:r>
+          </w:p>
+        </w:tc>
+        <w:tc>
+          <w:tcPr>
+            <w:tcW w:type="dxa" w:w="907"/>
+            <w:tcBorders>
+              <w:top w:val="single" w:sz="4" w:space="0" w:color="DDDDDD"/>
+              <w:left w:val="single" w:sz="4" w:space="0" w:color="DDDDDD"/>
+              <w:bottom w:val="single" w:sz="4" w:space="0" w:color="DDDDDD"/>
+              <w:right w:val="single" w:sz="4" w:space="0" w:color="DDDDDD"/>
+            </w:tcBorders>
+          </w:tcPr>
+          <w:p>
+            <w:pPr>
+              <w:spacing w:before="60" w:after="60"/>
+              <w:jc w:val="center"/>
+            </w:pPr>
+            <w:r>
+              <w:rPr>
+                <w:b/>
+                <w:color w:val="E67E22"/>
+                <w:sz w:val="16"/>
+              </w:rPr>
+              <w:t>Open</w:t>
+            </w:r>
+          </w:p>
+        </w:tc>
+      </w:tr>
+      <w:tr>
+        <w:tc>
+          <w:tcPr>
+            <w:tcW w:type="dxa" w:w="907"/>
+            <w:tcBorders>
+              <w:top w:val="single" w:sz="4" w:space="0" w:color="DDDDDD"/>
+              <w:left w:val="single" w:sz="4" w:space="0" w:color="DDDDDD"/>
+              <w:bottom w:val="single" w:sz="4" w:space="0" w:color="DDDDDD"/>
+              <w:right w:val="single" w:sz="4" w:space="0" w:color="DDDDDD"/>
+            </w:tcBorders>
+            <w:shd w:val="clear" w:color="auto" w:fill="2980B8"/>
+          </w:tcPr>
+          <w:p>
+            <w:pPr>
+              <w:spacing w:before="60" w:after="60"/>
+              <w:jc w:val="center"/>
+            </w:pPr>
+            <w:r>
+              <w:rPr>
+                <w:b/>
+                <w:color w:val="FFFFFF"/>
+                <w:sz w:val="16"/>
+              </w:rPr>
+              <w:t>P1</w:t>
+            </w:r>
+          </w:p>
+        </w:tc>
+        <w:tc>
+          <w:tcPr>
+            <w:tcW w:type="dxa" w:w="794"/>
+            <w:tcBorders>
+              <w:top w:val="single" w:sz="4" w:space="0" w:color="DDDDDD"/>
+              <w:left w:val="single" w:sz="4" w:space="0" w:color="DDDDDD"/>
+              <w:bottom w:val="single" w:sz="4" w:space="0" w:color="DDDDDD"/>
+              <w:right w:val="single" w:sz="4" w:space="0" w:color="DDDDDD"/>
+            </w:tcBorders>
+          </w:tcPr>
+          <w:p>
+            <w:pPr>
+              <w:spacing w:before="60" w:after="60"/>
+            </w:pPr>
+            <w:r>
+              <w:rPr>
+                <w:b/>
+                <w:sz w:val="16"/>
+              </w:rPr>
+              <w:t>BL-024</w:t>
+            </w:r>
+          </w:p>
+        </w:tc>
+        <w:tc>
+          <w:tcPr>
+            <w:tcW w:type="dxa" w:w="3628"/>
+            <w:tcBorders>
+              <w:top w:val="single" w:sz="4" w:space="0" w:color="DDDDDD"/>
+              <w:left w:val="single" w:sz="4" w:space="0" w:color="DDDDDD"/>
+              <w:bottom w:val="single" w:sz="4" w:space="0" w:color="DDDDDD"/>
+              <w:right w:val="single" w:sz="4" w:space="0" w:color="DDDDDD"/>
+            </w:tcBorders>
+          </w:tcPr>
+          <w:p>
+            <w:pPr>
+              <w:spacing w:before="60" w:after="60"/>
+            </w:pPr>
+            <w:r>
+              <w:rPr>
+                <w:b/>
+                <w:sz w:val="16"/>
+              </w:rPr>
+              <w:t>Fase 3 — Automatische GitHub release na goedkeuring</w:t>
+            </w:r>
+          </w:p>
+          <w:p>
+            <w:pPr>
+              <w:spacing w:before="20" w:after="20"/>
+            </w:pPr>
+            <w:r>
+              <w:rPr>
+                <w:i/>
+                <w:color w:val="666666"/>
+                <w:sz w:val="14"/>
+              </w:rPr>
+              <w:t>Na goedkeuring maakt agent automatisch een git tag en GitHub release via de API. Velopack bouwt de update en klant ontvangt de fix via auto-update.</w:t>
+            </w:r>
+          </w:p>
+        </w:tc>
+        <w:tc>
+          <w:tcPr>
+            <w:tcW w:type="dxa" w:w="2948"/>
+            <w:tcBorders>
+              <w:top w:val="single" w:sz="4" w:space="0" w:color="DDDDDD"/>
+              <w:left w:val="single" w:sz="4" w:space="0" w:color="DDDDDD"/>
+              <w:bottom w:val="single" w:sz="4" w:space="0" w:color="DDDDDD"/>
+              <w:right w:val="single" w:sz="4" w:space="0" w:color="DDDDDD"/>
+            </w:tcBorders>
+          </w:tcPr>
+          <w:p>
+            <w:pPr>
+              <w:spacing w:before="60" w:after="60"/>
+            </w:pPr>
+            <w:r>
+              <w:rPr>
+                <w:sz w:val="16"/>
+              </w:rPr>
+              <w:t>agent/releaser.py</w:t>
+            </w:r>
+          </w:p>
+        </w:tc>
+        <w:tc>
+          <w:tcPr>
+            <w:tcW w:type="dxa" w:w="1020"/>
+            <w:tcBorders>
+              <w:top w:val="single" w:sz="4" w:space="0" w:color="DDDDDD"/>
+              <w:left w:val="single" w:sz="4" w:space="0" w:color="DDDDDD"/>
+              <w:bottom w:val="single" w:sz="4" w:space="0" w:color="DDDDDD"/>
+              <w:right w:val="single" w:sz="4" w:space="0" w:color="DDDDDD"/>
+            </w:tcBorders>
+          </w:tcPr>
+          <w:p>
+            <w:pPr>
+              <w:spacing w:before="60" w:after="60"/>
+              <w:jc w:val="center"/>
+            </w:pPr>
+            <w:r>
+              <w:rPr>
+                <w:sz w:val="16"/>
+              </w:rPr>
+              <w:t>0,5 dag</w:t>
+            </w:r>
+          </w:p>
+        </w:tc>
+        <w:tc>
+          <w:tcPr>
+            <w:tcW w:type="dxa" w:w="907"/>
+            <w:tcBorders>
+              <w:top w:val="single" w:sz="4" w:space="0" w:color="DDDDDD"/>
+              <w:left w:val="single" w:sz="4" w:space="0" w:color="DDDDDD"/>
+              <w:bottom w:val="single" w:sz="4" w:space="0" w:color="DDDDDD"/>
+              <w:right w:val="single" w:sz="4" w:space="0" w:color="DDDDDD"/>
+            </w:tcBorders>
+          </w:tcPr>
+          <w:p>
+            <w:pPr>
+              <w:spacing w:before="60" w:after="60"/>
+              <w:jc w:val="center"/>
+            </w:pPr>
+            <w:r>
+              <w:rPr>
+                <w:b/>
+                <w:color w:val="E67E22"/>
+                <w:sz w:val="16"/>
+              </w:rPr>
+              <w:t>Open</w:t>
+            </w:r>
+          </w:p>
+        </w:tc>
+      </w:tr>
+      <w:tr>
+        <w:tc>
+          <w:tcPr>
+            <w:tcW w:type="dxa" w:w="907"/>
+            <w:tcBorders>
+              <w:top w:val="single" w:sz="4" w:space="0" w:color="DDDDDD"/>
+              <w:left w:val="single" w:sz="4" w:space="0" w:color="DDDDDD"/>
+              <w:bottom w:val="single" w:sz="4" w:space="0" w:color="DDDDDD"/>
+              <w:right w:val="single" w:sz="4" w:space="0" w:color="DDDDDD"/>
+            </w:tcBorders>
+            <w:shd w:val="clear" w:color="auto" w:fill="7F8C8D"/>
+          </w:tcPr>
+          <w:p>
+            <w:pPr>
+              <w:spacing w:before="60" w:after="60"/>
+              <w:jc w:val="center"/>
+            </w:pPr>
+            <w:r>
+              <w:rPr>
+                <w:b/>
+                <w:color w:val="FFFFFF"/>
+                <w:sz w:val="16"/>
+              </w:rPr>
+              <w:t>P2</w:t>
+            </w:r>
+          </w:p>
+        </w:tc>
+        <w:tc>
+          <w:tcPr>
+            <w:tcW w:type="dxa" w:w="794"/>
+            <w:tcBorders>
+              <w:top w:val="single" w:sz="4" w:space="0" w:color="DDDDDD"/>
+              <w:left w:val="single" w:sz="4" w:space="0" w:color="DDDDDD"/>
+              <w:bottom w:val="single" w:sz="4" w:space="0" w:color="DDDDDD"/>
+              <w:right w:val="single" w:sz="4" w:space="0" w:color="DDDDDD"/>
+            </w:tcBorders>
+          </w:tcPr>
+          <w:p>
+            <w:pPr>
+              <w:spacing w:before="60" w:after="60"/>
+            </w:pPr>
+            <w:r>
+              <w:rPr>
+                <w:b/>
+                <w:sz w:val="16"/>
+              </w:rPr>
+              <w:t>BL-025</w:t>
+            </w:r>
+          </w:p>
+        </w:tc>
+        <w:tc>
+          <w:tcPr>
+            <w:tcW w:type="dxa" w:w="3628"/>
+            <w:tcBorders>
+              <w:top w:val="single" w:sz="4" w:space="0" w:color="DDDDDD"/>
+              <w:left w:val="single" w:sz="4" w:space="0" w:color="DDDDDD"/>
+              <w:bottom w:val="single" w:sz="4" w:space="0" w:color="DDDDDD"/>
+              <w:right w:val="single" w:sz="4" w:space="0" w:color="DDDDDD"/>
+            </w:tcBorders>
+          </w:tcPr>
+          <w:p>
+            <w:pPr>
+              <w:spacing w:before="60" w:after="60"/>
+            </w:pPr>
+            <w:r>
+              <w:rPr>
+                <w:b/>
+                <w:sz w:val="16"/>
+              </w:rPr>
+              <w:t>Fase 3 — Klantenmail na release</w:t>
+            </w:r>
+          </w:p>
+          <w:p>
+            <w:pPr>
+              <w:spacing w:before="20" w:after="20"/>
+            </w:pPr>
+            <w:r>
+              <w:rPr>
+                <w:i/>
+                <w:color w:val="666666"/>
+                <w:sz w:val="14"/>
+              </w:rPr>
+              <w:t>Na publicatie van de release stuurt agent automatisch een e-mail naar de klant dat de fix beschikbaar is en hoe ze kunnen updaten.</w:t>
+            </w:r>
+          </w:p>
+        </w:tc>
+        <w:tc>
+          <w:tcPr>
+            <w:tcW w:type="dxa" w:w="2948"/>
+            <w:tcBorders>
+              <w:top w:val="single" w:sz="4" w:space="0" w:color="DDDDDD"/>
+              <w:left w:val="single" w:sz="4" w:space="0" w:color="DDDDDD"/>
+              <w:bottom w:val="single" w:sz="4" w:space="0" w:color="DDDDDD"/>
+              <w:right w:val="single" w:sz="4" w:space="0" w:color="DDDDDD"/>
+            </w:tcBorders>
+          </w:tcPr>
+          <w:p>
+            <w:pPr>
+              <w:spacing w:before="60" w:after="60"/>
+            </w:pPr>
+            <w:r>
+              <w:rPr>
+                <w:sz w:val="16"/>
+              </w:rPr>
+              <w:t>agent/notifier.py</w:t>
+            </w:r>
+          </w:p>
+        </w:tc>
+        <w:tc>
+          <w:tcPr>
+            <w:tcW w:type="dxa" w:w="1020"/>
+            <w:tcBorders>
+              <w:top w:val="single" w:sz="4" w:space="0" w:color="DDDDDD"/>
+              <w:left w:val="single" w:sz="4" w:space="0" w:color="DDDDDD"/>
+              <w:bottom w:val="single" w:sz="4" w:space="0" w:color="DDDDDD"/>
+              <w:right w:val="single" w:sz="4" w:space="0" w:color="DDDDDD"/>
+            </w:tcBorders>
+          </w:tcPr>
+          <w:p>
+            <w:pPr>
+              <w:spacing w:before="60" w:after="60"/>
+              <w:jc w:val="center"/>
+            </w:pPr>
+            <w:r>
+              <w:rPr>
+                <w:sz w:val="16"/>
+              </w:rPr>
+              <w:t>0,5 dag</w:t>
+            </w:r>
+          </w:p>
+        </w:tc>
+        <w:tc>
+          <w:tcPr>
+            <w:tcW w:type="dxa" w:w="907"/>
+            <w:tcBorders>
+              <w:top w:val="single" w:sz="4" w:space="0" w:color="DDDDDD"/>
+              <w:left w:val="single" w:sz="4" w:space="0" w:color="DDDDDD"/>
+              <w:bottom w:val="single" w:sz="4" w:space="0" w:color="DDDDDD"/>
+              <w:right w:val="single" w:sz="4" w:space="0" w:color="DDDDDD"/>
+            </w:tcBorders>
+          </w:tcPr>
+          <w:p>
+            <w:pPr>
+              <w:spacing w:before="60" w:after="60"/>
+              <w:jc w:val="center"/>
+            </w:pPr>
+            <w:r>
+              <w:rPr>
+                <w:b/>
+                <w:color w:val="7F8C8D"/>
+                <w:sz w:val="16"/>
+              </w:rPr>
+              <w:t>Open</w:t>
+            </w:r>
+          </w:p>
+        </w:tc>
+      </w:tr>
+    </w:tbl>
+    <w:p/>
+    <w:tbl>
+      <w:tblPr>
+        <w:tblStyle w:val="TableGrid"/>
+        <w:tblW w:type="auto" w:w="0"/>
+        <w:tblLook w:firstColumn="1" w:firstRow="1" w:lastColumn="0" w:lastRow="0" w:noHBand="0" w:noVBand="1" w:val="04A0"/>
+      </w:tblPr>
+      <w:tblGrid>
+        <w:gridCol w:w="9638"/>
+      </w:tblGrid>
+      <w:tr>
+        <w:tc>
+          <w:tcPr>
+            <w:tcW w:type="dxa" w:w="9638"/>
             <w:shd w:val="clear" w:color="auto" w:fill="27AE60"/>
           </w:tcPr>
           <w:p>
